--- a/lab-3/review-form.docx
+++ b/lab-3/review-form.docx
@@ -1,6 +1,6 @@
 
 <file path=word/document.xml><?xml version="1.0" encoding="utf-8"?>
-<w:document xmlns:wpc="http://schemas.microsoft.com/office/word/2010/wordprocessingCanvas" xmlns:cx="http://schemas.microsoft.com/office/drawing/2014/chartex" xmlns:cx1="http://schemas.microsoft.com/office/drawing/2015/9/8/chartex" xmlns:cx2="http://schemas.microsoft.com/office/drawing/2015/10/21/chartex" xmlns:cx3="http://schemas.microsoft.com/office/drawing/2016/5/9/chartex" xmlns:cx4="http://schemas.microsoft.com/office/drawing/2016/5/10/chartex" xmlns:cx5="http://schemas.microsoft.com/office/drawing/2016/5/11/chartex" xmlns:cx6="http://schemas.microsoft.com/office/drawing/2016/5/12/chartex" xmlns:cx7="http://schemas.microsoft.com/office/drawing/2016/5/13/chartex" xmlns:cx8="http://schemas.microsoft.com/office/drawing/2016/5/14/chartex" xmlns:mc="http://schemas.openxmlformats.org/markup-compatibility/2006" xmlns:aink="http://schemas.microsoft.com/office/drawing/2016/ink" xmlns:am3d="http://schemas.microsoft.com/office/drawing/2017/model3d" xmlns:o="urn:schemas-microsoft-com:office:office" xmlns:oel="http://schemas.microsoft.com/office/2019/extlst" xmlns:r="http://schemas.openxmlformats.org/officeDocument/2006/relationships" xmlns:m="http://schemas.openxmlformats.org/officeDocument/2006/math" xmlns:v="urn:schemas-microsoft-com:vml" xmlns:wp14="http://schemas.microsoft.com/office/word/2010/wordprocessingDrawing" xmlns:wp="http://schemas.openxmlformats.org/drawingml/2006/wordprocessingDrawing" xmlns:w10="urn:schemas-microsoft-com:office:word" xmlns:w="http://schemas.openxmlformats.org/wordprocessingml/2006/main" xmlns:w14="http://schemas.microsoft.com/office/word/2010/wordml" xmlns:w15="http://schemas.microsoft.com/office/word/2012/wordml" xmlns:w16cex="http://schemas.microsoft.com/office/word/2018/wordml/cex" xmlns:w16cid="http://schemas.microsoft.com/office/word/2016/wordml/cid" xmlns:w16="http://schemas.microsoft.com/office/word/2018/wordml" xmlns:w16du="http://schemas.microsoft.com/office/word/2023/wordml/word16du" xmlns:w16sdtdh="http://schemas.microsoft.com/office/word/2020/wordml/sdtdatahash" xmlns:w16sdtfl="http://schemas.microsoft.com/office/word/2024/wordml/sdtformatlock" xmlns:w16se="http://schemas.microsoft.com/office/word/2015/wordml/symex" xmlns:wpg="http://schemas.microsoft.com/office/word/2010/wordprocessingGroup" xmlns:wpi="http://schemas.microsoft.com/office/word/2010/wordprocessingInk" xmlns:wne="http://schemas.microsoft.com/office/word/2006/wordml" xmlns:wps="http://schemas.microsoft.com/office/word/2010/wordprocessingShape" mc:Ignorable="w14 w15 w16se w16cid w16 w16cex w16sdtdh w16sdtfl w16du wp14">
+<w:document xmlns:wpc="http://schemas.microsoft.com/office/word/2010/wordprocessingCanvas" xmlns:cx="http://schemas.microsoft.com/office/drawing/2014/chartex" xmlns:cx1="http://schemas.microsoft.com/office/drawing/2015/9/8/chartex" xmlns:cx2="http://schemas.microsoft.com/office/drawing/2015/10/21/chartex" xmlns:cx3="http://schemas.microsoft.com/office/drawing/2016/5/9/chartex" xmlns:cx4="http://schemas.microsoft.com/office/drawing/2016/5/10/chartex" xmlns:cx5="http://schemas.microsoft.com/office/drawing/2016/5/11/chartex" xmlns:cx6="http://schemas.microsoft.com/office/drawing/2016/5/12/chartex" xmlns:cx7="http://schemas.microsoft.com/office/drawing/2016/5/13/chartex" xmlns:cx8="http://schemas.microsoft.com/office/drawing/2016/5/14/chartex" xmlns:mc="http://schemas.openxmlformats.org/markup-compatibility/2006" xmlns:aink="http://schemas.microsoft.com/office/drawing/2016/ink" xmlns:am3d="http://schemas.microsoft.com/office/drawing/2017/model3d" xmlns:o="urn:schemas-microsoft-com:office:office" xmlns:oel="http://schemas.microsoft.com/office/2019/extlst" xmlns:r="http://schemas.openxmlformats.org/officeDocument/2006/relationships" xmlns:m="http://schemas.openxmlformats.org/officeDocument/2006/math" xmlns:v="urn:schemas-microsoft-com:vml" xmlns:wp14="http://schemas.microsoft.com/office/word/2010/wordprocessingDrawing" xmlns:wp="http://schemas.openxmlformats.org/drawingml/2006/wordprocessingDrawing" xmlns:w10="urn:schemas-microsoft-com:office:word" xmlns:w="http://schemas.openxmlformats.org/wordprocessingml/2006/main" xmlns:w14="http://schemas.microsoft.com/office/word/2010/wordml" xmlns:w15="http://schemas.microsoft.com/office/word/2012/wordml" xmlns:w16cei="http://schemas.microsoft.com/office/word/2026/wordml/cei" xmlns:w16cex="http://schemas.microsoft.com/office/word/2018/wordml/cex" xmlns:w16cid="http://schemas.microsoft.com/office/word/2016/wordml/cid" xmlns:w16="http://schemas.microsoft.com/office/word/2018/wordml" xmlns:w16du="http://schemas.microsoft.com/office/word/2023/wordml/word16du" xmlns:w16sdtdh="http://schemas.microsoft.com/office/word/2020/wordml/sdtdatahash" xmlns:w16sdtfl="http://schemas.microsoft.com/office/word/2024/wordml/sdtformatlock" xmlns:w16se="http://schemas.microsoft.com/office/word/2015/wordml/symex" xmlns:wpg="http://schemas.microsoft.com/office/word/2010/wordprocessingGroup" xmlns:wpi="http://schemas.microsoft.com/office/word/2010/wordprocessingInk" xmlns:wne="http://schemas.microsoft.com/office/word/2006/wordml" xmlns:wps="http://schemas.microsoft.com/office/word/2010/wordprocessingShape" mc:Ignorable="w14 w15 w16se w16cid w16 w16cex w16sdtdh w16sdtfl w16du wp14">
   <w:body>
     <w:p>
       <w:pPr>
@@ -319,7 +319,31 @@
                 <w:sz w:val="24"/>
                 <w:szCs w:val="24"/>
               </w:rPr>
-              <w:t xml:space="preserve"> указать число содержательных слайдов. Не относятся к таковым титульный, заголовки разделов, слайд благодарностей (если он не объединён с заключением)</w:t>
+              <w:t xml:space="preserve"> указать число содержательных слайдов. Не относятся к таковым титульный</w:t>
+            </w:r>
+            <w:r>
+              <w:rPr>
+                <w:i/>
+                <w:sz w:val="24"/>
+                <w:szCs w:val="24"/>
+              </w:rPr>
+              <w:t xml:space="preserve"> </w:t>
+            </w:r>
+            <w:r>
+              <w:rPr>
+                <w:i/>
+                <w:sz w:val="24"/>
+                <w:szCs w:val="24"/>
+              </w:rPr>
+              <w:t>слайд</w:t>
+            </w:r>
+            <w:r>
+              <w:rPr>
+                <w:i/>
+                <w:sz w:val="24"/>
+                <w:szCs w:val="24"/>
+              </w:rPr>
+              <w:t>, заголовки разделов, слайд благодарностей (если он не объединён с заключением)</w:t>
             </w:r>
           </w:p>
         </w:tc>
@@ -412,16 +436,7 @@
                 <w:sz w:val="24"/>
                 <w:szCs w:val="24"/>
               </w:rPr>
-              <w:t>структурные</w:t>
-            </w:r>
-            <w:r>
-              <w:rPr>
-                <w:b/>
-                <w:bCs/>
-                <w:sz w:val="24"/>
-                <w:szCs w:val="24"/>
-              </w:rPr>
-              <w:t xml:space="preserve"> </w:t>
+              <w:t xml:space="preserve">структурные </w:t>
             </w:r>
             <w:r>
               <w:rPr>
@@ -457,25 +472,7 @@
                 <w:sz w:val="24"/>
                 <w:szCs w:val="24"/>
               </w:rPr>
-              <w:t xml:space="preserve">, </w:t>
-            </w:r>
-            <w:r>
-              <w:rPr>
-                <w:b/>
-                <w:bCs/>
-                <w:sz w:val="24"/>
-                <w:szCs w:val="24"/>
-              </w:rPr>
-              <w:t>содержание, постановка задачи, материалы и методы, экспериментальные исследования, обсуждение результатов, заключение</w:t>
-            </w:r>
-            <w:r>
-              <w:rPr>
-                <w:b/>
-                <w:bCs/>
-                <w:sz w:val="24"/>
-                <w:szCs w:val="24"/>
-              </w:rPr>
-              <w:t>?</w:t>
+              <w:t>, содержание, постановка задачи, материалы и методы, экспериментальные исследования, обсуждение результатов, заключение?</w:t>
             </w:r>
           </w:p>
         </w:tc>
@@ -521,7 +518,6 @@
               <w:rPr>
                 <w:sz w:val="24"/>
                 <w:szCs w:val="24"/>
-                <w:lang w:val="en-US"/>
               </w:rPr>
             </w:pPr>
             <w:r>
@@ -585,25 +581,7 @@
                 <w:sz w:val="24"/>
                 <w:szCs w:val="24"/>
               </w:rPr>
-              <w:t>Последовательность заголовков должна логически соответствовать структуре презентации. Заголовки должны соответствовать содержанию слайдов.</w:t>
-            </w:r>
-            <w:r>
-              <w:rPr>
-                <w:i/>
-                <w:iCs/>
-                <w:sz w:val="24"/>
-                <w:szCs w:val="24"/>
-              </w:rPr>
-              <w:t xml:space="preserve"> </w:t>
-            </w:r>
-            <w:r>
-              <w:rPr>
-                <w:i/>
-                <w:iCs/>
-                <w:sz w:val="24"/>
-                <w:szCs w:val="24"/>
-              </w:rPr>
-              <w:t>Если некоторый раздел презентации занимает несколько слайдов, это должно быть понятно из заголовков слайдов. Возможные варианты: многоточия, подзаголовки, цифры в скобках, обозначающие номер слайда в группе.</w:t>
+              <w:t>Последовательность заголовков должна логически соответствовать структуре презентации. Заголовки должны соответствовать содержанию слайдов. Если некоторый раздел презентации занимает несколько слайдов, это должно быть понятно из заголовков слайдов. Возможные варианты: многоточия, подзаголовки, цифры в скобках, обозначающие номер слайда в группе.</w:t>
             </w:r>
           </w:p>
         </w:tc>
@@ -735,70 +713,7 @@
                 <w:sz w:val="24"/>
                 <w:szCs w:val="24"/>
               </w:rPr>
-              <w:t xml:space="preserve">Отсутствуют ли примеры </w:t>
-            </w:r>
-            <w:r>
-              <w:rPr>
-                <w:b/>
-                <w:bCs/>
-                <w:sz w:val="24"/>
-                <w:szCs w:val="24"/>
-              </w:rPr>
-              <w:t>сплошно</w:t>
-            </w:r>
-            <w:r>
-              <w:rPr>
-                <w:b/>
-                <w:bCs/>
-                <w:sz w:val="24"/>
-                <w:szCs w:val="24"/>
-              </w:rPr>
-              <w:t>го</w:t>
-            </w:r>
-            <w:r>
-              <w:rPr>
-                <w:b/>
-                <w:bCs/>
-                <w:sz w:val="24"/>
-                <w:szCs w:val="24"/>
-              </w:rPr>
-              <w:t xml:space="preserve"> текст</w:t>
-            </w:r>
-            <w:r>
-              <w:rPr>
-                <w:b/>
-                <w:bCs/>
-                <w:sz w:val="24"/>
-                <w:szCs w:val="24"/>
-              </w:rPr>
-              <w:t>а</w:t>
-            </w:r>
-            <w:r>
-              <w:rPr>
-                <w:b/>
-                <w:bCs/>
-                <w:sz w:val="24"/>
-                <w:szCs w:val="24"/>
-              </w:rPr>
-              <w:t xml:space="preserve"> </w:t>
-            </w:r>
-            <w:r>
-              <w:rPr>
-                <w:b/>
-                <w:bCs/>
-                <w:sz w:val="24"/>
-                <w:szCs w:val="24"/>
-              </w:rPr>
-              <w:t>объёмом более 2</w:t>
-            </w:r>
-            <w:r>
-              <w:rPr>
-                <w:b/>
-                <w:bCs/>
-                <w:sz w:val="24"/>
-                <w:szCs w:val="24"/>
-              </w:rPr>
-              <w:t xml:space="preserve"> строк?</w:t>
+              <w:t>Отсутствуют ли примеры сплошного текста объёмом более 2 строк?</w:t>
             </w:r>
           </w:p>
         </w:tc>
@@ -1042,25 +957,7 @@
                 <w:sz w:val="24"/>
                 <w:szCs w:val="24"/>
               </w:rPr>
-              <w:t xml:space="preserve"> для </w:t>
-            </w:r>
-            <w:r>
-              <w:rPr>
-                <w:b/>
-                <w:bCs/>
-                <w:sz w:val="24"/>
-                <w:szCs w:val="24"/>
-              </w:rPr>
-              <w:t>графиков</w:t>
-            </w:r>
-            <w:r>
-              <w:rPr>
-                <w:b/>
-                <w:bCs/>
-                <w:sz w:val="24"/>
-                <w:szCs w:val="24"/>
-              </w:rPr>
-              <w:t xml:space="preserve"> (в случае их наличия в презентации)</w:t>
+              <w:t xml:space="preserve"> для графиков (в случае их наличия в презентации)</w:t>
             </w:r>
             <w:r>
               <w:rPr>
@@ -1269,43 +1166,7 @@
                 <w:sz w:val="24"/>
                 <w:szCs w:val="24"/>
               </w:rPr>
-              <w:t>Можно ли без дополнительных пояснений</w:t>
-            </w:r>
-            <w:r>
-              <w:rPr>
-                <w:b/>
-                <w:bCs/>
-                <w:sz w:val="24"/>
-                <w:szCs w:val="24"/>
-              </w:rPr>
-              <w:t xml:space="preserve"> (то есть</w:t>
-            </w:r>
-            <w:r>
-              <w:rPr>
-                <w:b/>
-                <w:bCs/>
-                <w:sz w:val="24"/>
-                <w:szCs w:val="24"/>
-              </w:rPr>
-              <w:t xml:space="preserve"> только по содержанию слайдов презентации</w:t>
-            </w:r>
-            <w:r>
-              <w:rPr>
-                <w:b/>
-                <w:bCs/>
-                <w:sz w:val="24"/>
-                <w:szCs w:val="24"/>
-              </w:rPr>
-              <w:t>)</w:t>
-            </w:r>
-            <w:r>
-              <w:rPr>
-                <w:b/>
-                <w:bCs/>
-                <w:sz w:val="24"/>
-                <w:szCs w:val="24"/>
-              </w:rPr>
-              <w:t xml:space="preserve"> понять, в чем состоит задача, в чем ее сложность, как она решена, что в результате получено?</w:t>
+              <w:t>Можно ли без дополнительных пояснений (то есть только по содержанию слайдов презентации) понять, в чем состоит задача, в чем ее сложность, как она решена, что в результате получено?</w:t>
             </w:r>
           </w:p>
         </w:tc>
@@ -1369,43 +1230,7 @@
                 <w:sz w:val="24"/>
                 <w:szCs w:val="24"/>
               </w:rPr>
-              <w:t>П</w:t>
-            </w:r>
-            <w:r>
-              <w:rPr>
-                <w:b/>
-                <w:bCs/>
-                <w:sz w:val="24"/>
-                <w:szCs w:val="24"/>
-              </w:rPr>
-              <w:t xml:space="preserve">оявляется </w:t>
-            </w:r>
-            <w:r>
-              <w:rPr>
-                <w:b/>
-                <w:bCs/>
-                <w:sz w:val="24"/>
-                <w:szCs w:val="24"/>
-              </w:rPr>
-              <w:t xml:space="preserve">ли </w:t>
-            </w:r>
-            <w:r>
-              <w:rPr>
-                <w:b/>
-                <w:bCs/>
-                <w:sz w:val="24"/>
-                <w:szCs w:val="24"/>
-              </w:rPr>
-              <w:t>на слайдах в явном виде</w:t>
-            </w:r>
-            <w:r>
-              <w:rPr>
-                <w:b/>
-                <w:bCs/>
-                <w:sz w:val="24"/>
-                <w:szCs w:val="24"/>
-              </w:rPr>
-              <w:t xml:space="preserve"> г</w:t>
+              <w:t>Появляется ли на слайдах в явном виде г</w:t>
             </w:r>
             <w:r>
               <w:rPr>
@@ -1633,25 +1458,7 @@
                 <w:sz w:val="24"/>
                 <w:szCs w:val="24"/>
               </w:rPr>
-              <w:t xml:space="preserve">Присутствуют ли в презентации вопросительные предложения, </w:t>
-            </w:r>
-            <w:r>
-              <w:rPr>
-                <w:b/>
-                <w:bCs/>
-                <w:sz w:val="24"/>
-                <w:szCs w:val="24"/>
-              </w:rPr>
-              <w:t>способствующие</w:t>
-            </w:r>
-            <w:r>
-              <w:rPr>
-                <w:b/>
-                <w:bCs/>
-                <w:sz w:val="24"/>
-                <w:szCs w:val="24"/>
-              </w:rPr>
-              <w:t xml:space="preserve"> осмыслению или обсуждению представленного материала?</w:t>
+              <w:t>Присутствуют ли в презентации вопросительные предложения, способствующие осмыслению или обсуждению представленного материала?</w:t>
             </w:r>
           </w:p>
         </w:tc>
@@ -2289,7 +2096,25 @@
                 <w:sz w:val="24"/>
                 <w:szCs w:val="24"/>
               </w:rPr>
-              <w:t>не использовать много разных</w:t>
+              <w:t xml:space="preserve">не использовать </w:t>
+            </w:r>
+            <w:r>
+              <w:rPr>
+                <w:i/>
+                <w:iCs/>
+                <w:sz w:val="24"/>
+                <w:szCs w:val="24"/>
+              </w:rPr>
+              <w:t xml:space="preserve">более 3 </w:t>
+            </w:r>
+            <w:r>
+              <w:rPr>
+                <w:i/>
+                <w:iCs/>
+                <w:sz w:val="24"/>
+                <w:szCs w:val="24"/>
+              </w:rPr>
+              <w:t>разных</w:t>
             </w:r>
             <w:r>
               <w:rPr>
@@ -2493,6 +2318,15 @@
               </w:rPr>
               <w:t xml:space="preserve"> фон</w:t>
             </w:r>
+            <w:r>
+              <w:rPr>
+                <w:i/>
+                <w:iCs/>
+                <w:sz w:val="24"/>
+                <w:szCs w:val="24"/>
+              </w:rPr>
+              <w:t>, поскольку это упрощает подготовку рисунков</w:t>
+            </w:r>
           </w:p>
         </w:tc>
         <w:tc>
@@ -2919,27 +2753,7 @@
                 <w:sz w:val="24"/>
                 <w:szCs w:val="24"/>
               </w:rPr>
-              <w:t xml:space="preserve">примерно </w:t>
-            </w:r>
-            <w:proofErr w:type="gramStart"/>
-            <w:r>
-              <w:rPr>
-                <w:i/>
-                <w:iCs/>
-                <w:sz w:val="24"/>
-                <w:szCs w:val="24"/>
-              </w:rPr>
-              <w:t>20-80</w:t>
-            </w:r>
-            <w:proofErr w:type="gramEnd"/>
-            <w:r>
-              <w:rPr>
-                <w:i/>
-                <w:iCs/>
-                <w:sz w:val="24"/>
-                <w:szCs w:val="24"/>
-              </w:rPr>
-              <w:t xml:space="preserve"> слов</w:t>
+              <w:t>примерно 20-80 слов</w:t>
             </w:r>
             <w:r>
               <w:rPr>
@@ -3150,16 +2964,7 @@
                 <w:sz w:val="24"/>
                 <w:szCs w:val="24"/>
               </w:rPr>
-              <w:t xml:space="preserve">ыровнены </w:t>
-            </w:r>
-            <w:r>
-              <w:rPr>
-                <w:i/>
-                <w:iCs/>
-                <w:sz w:val="24"/>
-                <w:szCs w:val="24"/>
-              </w:rPr>
-              <w:t xml:space="preserve">друг относительно друга </w:t>
+              <w:t xml:space="preserve">ыровнены друг относительно друга </w:t>
             </w:r>
             <w:r>
               <w:rPr>
@@ -3520,39 +3325,22 @@
                 <w:sz w:val="24"/>
                 <w:szCs w:val="24"/>
               </w:rPr>
-              <w:t xml:space="preserve">10. Грамотно ли организована нумерация </w:t>
-            </w:r>
-            <w:r>
-              <w:rPr>
-                <w:b/>
-                <w:bCs/>
-                <w:sz w:val="24"/>
-                <w:szCs w:val="24"/>
-              </w:rPr>
-              <w:t>формул, рисунков, таблиц</w:t>
-            </w:r>
-            <w:r>
-              <w:rPr>
-                <w:b/>
-                <w:bCs/>
-                <w:sz w:val="24"/>
-                <w:szCs w:val="24"/>
-              </w:rPr>
-              <w:t>?</w:t>
-            </w:r>
-          </w:p>
-          <w:p>
-            <w:pPr>
-              <w:rPr>
-                <w:sz w:val="24"/>
-                <w:szCs w:val="24"/>
-              </w:rPr>
-            </w:pPr>
-            <w:r>
-              <w:rPr>
-                <w:sz w:val="24"/>
-                <w:szCs w:val="24"/>
-              </w:rPr>
+              <w:t>10. Грамотно ли организована нумерация формул, рисунков, таблиц?</w:t>
+            </w:r>
+          </w:p>
+          <w:p>
+            <w:pPr>
+              <w:rPr>
+                <w:sz w:val="24"/>
+                <w:szCs w:val="24"/>
+              </w:rPr>
+            </w:pPr>
+            <w:r>
+              <w:rPr>
+                <w:sz w:val="24"/>
+                <w:szCs w:val="24"/>
+              </w:rPr>
+              <w:lastRenderedPageBreak/>
               <w:t xml:space="preserve">Нумерация должна либо отсутствовать вовсе, либо </w:t>
             </w:r>
             <w:r>
@@ -3652,26 +3440,7 @@
                 <w:sz w:val="24"/>
                 <w:szCs w:val="24"/>
               </w:rPr>
-              <w:lastRenderedPageBreak/>
-              <w:t xml:space="preserve">11. Адекватны ли расположение и дизайн </w:t>
-            </w:r>
-            <w:r>
-              <w:rPr>
-                <w:b/>
-                <w:bCs/>
-                <w:sz w:val="24"/>
-                <w:szCs w:val="24"/>
-              </w:rPr>
-              <w:t xml:space="preserve">библиографических </w:t>
-            </w:r>
-            <w:r>
-              <w:rPr>
-                <w:b/>
-                <w:bCs/>
-                <w:sz w:val="24"/>
-                <w:szCs w:val="24"/>
-              </w:rPr>
-              <w:t>описаний?</w:t>
+              <w:t>11. Адекватны ли расположение и дизайн библиографических описаний?</w:t>
             </w:r>
           </w:p>
           <w:p>
@@ -3833,7 +3602,7 @@
 </file>
 
 <file path=word/numbering.xml><?xml version="1.0" encoding="utf-8"?>
-<w:numbering xmlns:wpc="http://schemas.microsoft.com/office/word/2010/wordprocessingCanvas" xmlns:cx="http://schemas.microsoft.com/office/drawing/2014/chartex" xmlns:cx1="http://schemas.microsoft.com/office/drawing/2015/9/8/chartex" xmlns:cx2="http://schemas.microsoft.com/office/drawing/2015/10/21/chartex" xmlns:cx3="http://schemas.microsoft.com/office/drawing/2016/5/9/chartex" xmlns:cx4="http://schemas.microsoft.com/office/drawing/2016/5/10/chartex" xmlns:cx5="http://schemas.microsoft.com/office/drawing/2016/5/11/chartex" xmlns:cx6="http://schemas.microsoft.com/office/drawing/2016/5/12/chartex" xmlns:cx7="http://schemas.microsoft.com/office/drawing/2016/5/13/chartex" xmlns:cx8="http://schemas.microsoft.com/office/drawing/2016/5/14/chartex" xmlns:mc="http://schemas.openxmlformats.org/markup-compatibility/2006" xmlns:aink="http://schemas.microsoft.com/office/drawing/2016/ink" xmlns:am3d="http://schemas.microsoft.com/office/drawing/2017/model3d" xmlns:o="urn:schemas-microsoft-com:office:office" xmlns:oel="http://schemas.microsoft.com/office/2019/extlst" xmlns:r="http://schemas.openxmlformats.org/officeDocument/2006/relationships" xmlns:m="http://schemas.openxmlformats.org/officeDocument/2006/math" xmlns:v="urn:schemas-microsoft-com:vml" xmlns:wp14="http://schemas.microsoft.com/office/word/2010/wordprocessingDrawing" xmlns:wp="http://schemas.openxmlformats.org/drawingml/2006/wordprocessingDrawing" xmlns:w10="urn:schemas-microsoft-com:office:word" xmlns:w="http://schemas.openxmlformats.org/wordprocessingml/2006/main" xmlns:w14="http://schemas.microsoft.com/office/word/2010/wordml" xmlns:w15="http://schemas.microsoft.com/office/word/2012/wordml" xmlns:w16cex="http://schemas.microsoft.com/office/word/2018/wordml/cex" xmlns:w16cid="http://schemas.microsoft.com/office/word/2016/wordml/cid" xmlns:w16="http://schemas.microsoft.com/office/word/2018/wordml" xmlns:w16du="http://schemas.microsoft.com/office/word/2023/wordml/word16du" xmlns:w16sdtdh="http://schemas.microsoft.com/office/word/2020/wordml/sdtdatahash" xmlns:w16sdtfl="http://schemas.microsoft.com/office/word/2024/wordml/sdtformatlock" xmlns:w16se="http://schemas.microsoft.com/office/word/2015/wordml/symex" xmlns:wpg="http://schemas.microsoft.com/office/word/2010/wordprocessingGroup" xmlns:wpi="http://schemas.microsoft.com/office/word/2010/wordprocessingInk" xmlns:wne="http://schemas.microsoft.com/office/word/2006/wordml" xmlns:wps="http://schemas.microsoft.com/office/word/2010/wordprocessingShape" mc:Ignorable="w14 w15 w16se w16cid w16 w16cex w16sdtdh w16sdtfl w16du wp14">
+<w:numbering xmlns:wpc="http://schemas.microsoft.com/office/word/2010/wordprocessingCanvas" xmlns:cx="http://schemas.microsoft.com/office/drawing/2014/chartex" xmlns:cx1="http://schemas.microsoft.com/office/drawing/2015/9/8/chartex" xmlns:cx2="http://schemas.microsoft.com/office/drawing/2015/10/21/chartex" xmlns:cx3="http://schemas.microsoft.com/office/drawing/2016/5/9/chartex" xmlns:cx4="http://schemas.microsoft.com/office/drawing/2016/5/10/chartex" xmlns:cx5="http://schemas.microsoft.com/office/drawing/2016/5/11/chartex" xmlns:cx6="http://schemas.microsoft.com/office/drawing/2016/5/12/chartex" xmlns:cx7="http://schemas.microsoft.com/office/drawing/2016/5/13/chartex" xmlns:cx8="http://schemas.microsoft.com/office/drawing/2016/5/14/chartex" xmlns:mc="http://schemas.openxmlformats.org/markup-compatibility/2006" xmlns:aink="http://schemas.microsoft.com/office/drawing/2016/ink" xmlns:am3d="http://schemas.microsoft.com/office/drawing/2017/model3d" xmlns:o="urn:schemas-microsoft-com:office:office" xmlns:oel="http://schemas.microsoft.com/office/2019/extlst" xmlns:r="http://schemas.openxmlformats.org/officeDocument/2006/relationships" xmlns:m="http://schemas.openxmlformats.org/officeDocument/2006/math" xmlns:v="urn:schemas-microsoft-com:vml" xmlns:wp14="http://schemas.microsoft.com/office/word/2010/wordprocessingDrawing" xmlns:wp="http://schemas.openxmlformats.org/drawingml/2006/wordprocessingDrawing" xmlns:w10="urn:schemas-microsoft-com:office:word" xmlns:w="http://schemas.openxmlformats.org/wordprocessingml/2006/main" xmlns:w14="http://schemas.microsoft.com/office/word/2010/wordml" xmlns:w15="http://schemas.microsoft.com/office/word/2012/wordml" xmlns:w16cei="http://schemas.microsoft.com/office/word/2026/wordml/cei" xmlns:w16cex="http://schemas.microsoft.com/office/word/2018/wordml/cex" xmlns:w16cid="http://schemas.microsoft.com/office/word/2016/wordml/cid" xmlns:w16="http://schemas.microsoft.com/office/word/2018/wordml" xmlns:w16du="http://schemas.microsoft.com/office/word/2023/wordml/word16du" xmlns:w16sdtdh="http://schemas.microsoft.com/office/word/2020/wordml/sdtdatahash" xmlns:w16sdtfl="http://schemas.microsoft.com/office/word/2024/wordml/sdtformatlock" xmlns:w16se="http://schemas.microsoft.com/office/word/2015/wordml/symex" xmlns:wpg="http://schemas.microsoft.com/office/word/2010/wordprocessingGroup" xmlns:wpi="http://schemas.microsoft.com/office/word/2010/wordprocessingInk" xmlns:wne="http://schemas.microsoft.com/office/word/2006/wordml" xmlns:wps="http://schemas.microsoft.com/office/word/2010/wordprocessingShape" mc:Ignorable="w14 w15 w16se w16cid w16 w16cex w16sdtdh w16sdtfl w16du wp14">
   <w:abstractNum w:abstractNumId="0" w15:restartNumberingAfterBreak="0">
     <w:nsid w:val="4F901084"/>
     <w:multiLevelType w:val="hybridMultilevel"/>
